--- a/Tests/OOXMLSwiftTests/Fixtures/mdocx/15-reverse-cli-roundtrip/reverse-cli-roundtrip.normalized.docx
+++ b/Tests/OOXMLSwiftTests/Fixtures/mdocx/15-reverse-cli-roundtrip/reverse-cli-roundtrip.normalized.docx
@@ -4,12 +4,10 @@
   <w:body>
     <w:p>
       <w:r>
-        <w:t xml:space="preserve">Reverse CLI roundtrip content.</w:t>
+        <w:t>Reverse CLI roundtrip content.</w:t>
       </w:r>
     </w:p>
-    <w:sectPr>
-      <w:pgSz w:w="12240" w:h="15840"/>
-    </w:sectPr>
+    <w:sectPr/>
   </w:body>
 </w:document>
 </file>